--- a/Learning/core python.docx
+++ b/Learning/core python.docx
@@ -9146,6 +9146,7 @@
           <w:rFonts w:ascii="Arial" w:hAnsi="Arial" w:eastAsia="Arial" w:cs="Arial"/>
           <w:sz w:val="22"/>
           <w:szCs w:val="22"/>
+          <w:highlight w:val="yellow"/>
         </w:rPr>
         <w:t>Find maximum subarray sum.</w:t>
       </w:r>
